--- a/docs/implementation-code/front-end/WF-003_System_Administrator_Bootstrap_UI_Implementation_v1.3.docx
+++ b/docs/implementation-code/front-end/WF-003_System_Administrator_Bootstrap_UI_Implementation_v1.3.docx
@@ -884,7 +884,7 @@
                 <w:rFonts w:ascii="Arial" w:hAnsi="Arial"/>
                 <w:sz w:val="16"/>
               </w:rPr>
-              <w:t>Review remediation: replaced generic workflow placeholders with workflow-specific controls and browser logic; strengthened source alignment; preserved repository/test evidence gates. WF-003/WF-005 remain blocked pending controlled Username UI/design alignment where applicable.</w:t>
+              <w:t>At v1.1, review remediation replaced generic workflow placeholders with workflow-specific controls and browser logic, strengthened source alignment, and preserved repository/test evidence gates. At that revision, WF-003 remained blocked pending controlled Username UI/design alignment.</w:t>
             </w:r>
           </w:p>
         </w:tc>
@@ -1269,7 +1269,7 @@
         <w:spacing w:after="20"/>
       </w:pPr>
       <w:r>
-        <w:t>Approved controls: Wireframe: Static administration key; Name; Email; Password. API additionally requires administrator-supplied unique Username..</w:t>
+        <w:t>Approved controls: Static administration key; Username; Name; Email; Password. Username is administrator-supplied, required and unique; account_identifier remains server-generated.</w:t>
       </w:r>
     </w:p>
     <w:p>
@@ -4238,7 +4238,7 @@
                 <w:rFonts w:ascii="Arial" w:hAnsi="Arial"/>
                 <w:sz w:val="16"/>
               </w:rPr>
-              <w:t>UI Wireframe v1.2</w:t>
+              <w:t>UI Wireframe v1.3</w:t>
             </w:r>
           </w:p>
         </w:tc>
@@ -4709,7 +4709,7 @@
           </w:tcPr>
           <w:p>
             <w:r>
-              <w:t>CLOSED - review recommendations applied without changing approved business/API/security/persistence semantics. Repository integration and test execution remain pending; WF-003/WF-005 controlled Username blockers remain unresolved by design.</w:t>
+              <w:t>CLOSED - v1.2 review recommendations were applied without changing approved business/API/security/persistence semantics. At v1.2, the WF-003/WF-005 Username blockers remained unresolved; those blockers are superseded and closed by the approved v1.3 source baseline. Repository integration and test execution remain pending.</w:t>
             </w:r>
           </w:p>
         </w:tc>
